--- a/s61/out/발표노트북_v27_15분판_연단용_20261014.docx
+++ b/s61/out/발표노트북_v27_15분판_연단용_20261014.docx
@@ -2379,6 +2379,20 @@
     <w:p>
       <w:r>
         <w:br w:type="page"/>
+      </w:r>
+    </w:p>
+    <w:p>
+      <w:pPr>
+        <w:pageBreakBefore/>
+        <w:spacing w:after="0" w:line="120"/>
+      </w:pPr>
+      <w:r>
+        <w:rPr>
+          <w:rFonts w:ascii="맑은 고딕" w:cs="맑은 고딕" w:eastAsia="맑은 고딕" w:hAnsi="맑은 고딕"/>
+          <w:sz w:val="2"/>
+          <w:szCs w:val="2"/>
+        </w:rPr>
+        <w:t xml:space="preserve"> </w:t>
       </w:r>
     </w:p>
     <w:tbl>
@@ -2807,8 +2821,17 @@
       </w:tr>
     </w:tbl>
     <w:p>
-      <w:r>
-        <w:br w:type="page"/>
+      <w:pPr>
+        <w:pageBreakBefore/>
+        <w:spacing w:after="0" w:line="120"/>
+      </w:pPr>
+      <w:r>
+        <w:rPr>
+          <w:rFonts w:ascii="맑은 고딕" w:cs="맑은 고딕" w:eastAsia="맑은 고딕" w:hAnsi="맑은 고딕"/>
+          <w:sz w:val="2"/>
+          <w:szCs w:val="2"/>
+        </w:rPr>
+        <w:t xml:space="preserve"> </w:t>
       </w:r>
     </w:p>
     <w:tbl>
@@ -3041,8 +3064,17 @@
       </w:r>
     </w:p>
     <w:p>
-      <w:r>
-        <w:br w:type="page"/>
+      <w:pPr>
+        <w:pageBreakBefore/>
+        <w:spacing w:after="0" w:line="120"/>
+      </w:pPr>
+      <w:r>
+        <w:rPr>
+          <w:rFonts w:ascii="맑은 고딕" w:cs="맑은 고딕" w:eastAsia="맑은 고딕" w:hAnsi="맑은 고딕"/>
+          <w:sz w:val="2"/>
+          <w:szCs w:val="2"/>
+        </w:rPr>
+        <w:t xml:space="preserve"> </w:t>
       </w:r>
     </w:p>
     <w:tbl>
@@ -3515,47 +3547,6 @@
               <w:t xml:space="preserve">  · KS I ISO 14040 3.44</w:t>
             </w:r>
           </w:p>
-          <w:p>
-            <w:pPr>
-              <w:spacing w:after="30" w:before="0" w:line="215"/>
-            </w:pPr>
-            <w:r>
-              <w:rPr>
-                <w:rFonts w:ascii="맑은 고딕" w:cs="맑은 고딕" w:eastAsia="맑은 고딕" w:hAnsi="맑은 고딕"/>
-                <w:b/>
-                <w:bCs/>
-                <w:sz w:val="16"/>
-                <w:szCs w:val="16"/>
-              </w:rPr>
-              <w:t xml:space="preserve">연계 성숙도</w:t>
-            </w:r>
-            <w:r>
-              <w:rPr>
-                <w:rFonts w:ascii="맑은 고딕" w:cs="맑은 고딕" w:eastAsia="맑은 고딕" w:hAnsi="맑은 고딕"/>
-                <w:color w:val="595959"/>
-                <w:sz w:val="15"/>
-                <w:szCs w:val="15"/>
-              </w:rPr>
-              <w:t xml:space="preserve">(linkage maturity)</w:t>
-            </w:r>
-            <w:r>
-              <w:rPr>
-                <w:rFonts w:ascii="맑은 고딕" w:cs="맑은 고딕" w:eastAsia="맑은 고딕" w:hAnsi="맑은 고딕"/>
-                <w:sz w:val="15"/>
-                <w:szCs w:val="15"/>
-              </w:rPr>
-              <w:t xml:space="preserve"> — 연계 프로세스가 조직에 자리 잡은 정도 — 본 모델은 이를 성숙도 수준 ML0(도입 전)~ML5(혁신화)로 판정한다</w:t>
-            </w:r>
-            <w:r>
-              <w:rPr>
-                <w:rFonts w:ascii="맑은 고딕" w:cs="맑은 고딕" w:eastAsia="맑은 고딕" w:hAnsi="맑은 고딕"/>
-                <w:color w:val="7F7F7F"/>
-                <w:sz w:val="13"/>
-                <w:szCs w:val="13"/>
-              </w:rPr>
-              <w:t xml:space="preserve">  · 본 연구 정의 (1.2.1·3.4.3)</w:t>
-            </w:r>
-          </w:p>
         </w:tc>
       </w:tr>
     </w:tbl>
@@ -3693,6 +3684,24 @@
               <w:t xml:space="preserve">연계 프로세스 16종 [표 3-4] → 9쪽 · 평가 문항 55개 [표 3-5]·부록 C → 10쪽 · 판정 규칙 ML0~ML5 [표 3-7] → 11쪽 · 핵심 문항 4종 [표 3-6] → 11쪽</w:t>
             </w:r>
           </w:p>
+        </w:tc>
+        <w:tc>
+          <w:tcPr>
+            <w:tcW w:type="dxa" w:w="5300"/>
+            <w:tcBorders>
+              <w:top w:val="none"/>
+              <w:left w:val="none"/>
+              <w:bottom w:val="single" w:color="A6B0C3" w:sz="4"/>
+              <w:right w:val="single" w:color="A6B0C3" w:sz="4"/>
+            </w:tcBorders>
+            <w:shd w:fill="EEF6EE" w:color="auto" w:val="clear"/>
+            <w:tcMar>
+              <w:top w:type="dxa" w:w="0"/>
+              <w:left w:type="dxa" w:w="60"/>
+              <w:bottom w:type="dxa" w:w="50"/>
+              <w:right w:type="dxa" w:w="90"/>
+            </w:tcMar>
+          </w:tcPr>
           <w:p>
             <w:pPr>
               <w:spacing w:after="30" w:before="0" w:line="205"/>
@@ -3703,27 +3712,9 @@
                 <w:sz w:val="14"/>
                 <w:szCs w:val="14"/>
               </w:rPr>
-              <w:t xml:space="preserve">(S-7, 백업 21) 연구 목적 넷(1.2.1) — ① 두 표준의 조항을 양방향으로 대조하여 연계 지점을 규명 ② 연계 프로세스(참조 모델)·평가 문항(평가 모델)·판정 규칙(성숙도 모델)의 세 계층으로 모델링 ③ A사의 2025년 LCA 보고서와 ISO 14001 운영 기록에 적용하여 판정 규칙의 작동 확인과 영역별 성숙도 평가 ④ 결과 해석, 개선 과제와 로드맵 도출</w:t>
-            </w:r>
-          </w:p>
-        </w:tc>
-        <w:tc>
-          <w:tcPr>
-            <w:tcW w:type="dxa" w:w="5300"/>
-            <w:tcBorders>
-              <w:top w:val="none"/>
-              <w:left w:val="none"/>
-              <w:bottom w:val="single" w:color="A6B0C3" w:sz="4"/>
-              <w:right w:val="single" w:color="A6B0C3" w:sz="4"/>
-            </w:tcBorders>
-            <w:shd w:fill="EEF6EE" w:color="auto" w:val="clear"/>
-            <w:tcMar>
-              <w:top w:type="dxa" w:w="0"/>
-              <w:left w:type="dxa" w:w="60"/>
-              <w:bottom w:type="dxa" w:w="50"/>
-              <w:right w:type="dxa" w:w="90"/>
-            </w:tcMar>
-          </w:tcPr>
+              <w:t xml:space="preserve">네 질문 Q1~Q4 — [그림 3-3], 기준 [표 3-2]: ① 전과정 관점을 명시적으로 요구하거나 그 결과를 직접 입력으로 삼는가 ② LCA 산출물 없이는 이행이 불완전한가 ③ LCA 결과가 주요 입력값인가 ④ 보조 정보라도 제공하는가 → 매우 높음 4 · 높음 12 · 중간 10 · 낮음 4 → 7쪽</w:t>
+            </w:r>
+          </w:p>
           <w:p>
             <w:pPr>
               <w:spacing w:after="30" w:before="0" w:line="205"/>
@@ -3734,41 +3725,24 @@
                 <w:sz w:val="14"/>
                 <w:szCs w:val="14"/>
               </w:rPr>
-              <w:t xml:space="preserve">네 질문 Q1~Q4 — [그림 3-3], 기준 [표 3-2]: ① 전과정 관점을 명시적으로 요구하거나 그 결과를 직접 입력으로 삼는가 ② LCA 산출물 없이는 이행이 불완전한가 ③ LCA 결과가 주요 입력값인가 ④ 보조 정보라도 제공하는가 → 매우 높음 4 · 높음 12 · 중간 10 · 낮음 4 → 7쪽</w:t>
-            </w:r>
-          </w:p>
-          <w:p>
-            <w:pPr>
-              <w:spacing w:after="30" w:before="0" w:line="205"/>
-            </w:pPr>
-            <w:r>
-              <w:rPr>
-                <w:rFonts w:ascii="맑은 고딕" w:cs="맑은 고딕" w:eastAsia="맑은 고딕" w:hAnsi="맑은 고딕"/>
-                <w:sz w:val="14"/>
-                <w:szCs w:val="14"/>
-              </w:rPr>
               <w:t xml:space="preserve">검증 두 방향 — 3.5.1 추적성, 3.5.2 ISO/IEC 33004 24건(부록 E) → 백업 30(S-18)쪽 · A사 문서 16종·33건 [표 4-2] → 12쪽 · 2.85·ML2 [표 4-13] → 백업 17(S-22)·13쪽 · 미비 3건 4.5.1 → 14쪽 · 과제 5건 [표 4-15] → 15쪽 · 3.15·ML3 [표 4-16] → 백업 18(S-26)쪽</w:t>
-            </w:r>
-          </w:p>
-          <w:p>
-            <w:pPr>
-              <w:spacing w:after="30" w:before="0" w:line="205"/>
-            </w:pPr>
-            <w:r>
-              <w:rPr>
-                <w:rFonts w:ascii="맑은 고딕" w:cs="맑은 고딕" w:eastAsia="맑은 고딕" w:hAnsi="맑은 고딕"/>
-                <w:sz w:val="14"/>
-                <w:szCs w:val="14"/>
-              </w:rPr>
-              <w:t xml:space="preserve">(S-7, 백업 21) 연구 문제(1.2.2) — RQ1 두 표준의 조항은 서로 어떻게 매핑되는가 · RQ2 연계 프로세스와 평가지표는 어떻게 구성되는가 · RQ3 성숙도는 어떤 규칙으로 판정되는가 · RQ4 판정 결과가 실제 조직에서 어떤 의미를 갖는가 — 대응: RQ1 연계(3.2), RQ2·RQ3 모델링(3.2~3.4), RQ4 평가·개선(4장) [그림 1-2]</w:t>
             </w:r>
           </w:p>
         </w:tc>
       </w:tr>
     </w:tbl>
     <w:p>
-      <w:r>
-        <w:br w:type="page"/>
+      <w:pPr>
+        <w:pageBreakBefore/>
+        <w:spacing w:after="0" w:line="120"/>
+      </w:pPr>
+      <w:r>
+        <w:rPr>
+          <w:rFonts w:ascii="맑은 고딕" w:cs="맑은 고딕" w:eastAsia="맑은 고딕" w:hAnsi="맑은 고딕"/>
+          <w:sz w:val="2"/>
+          <w:szCs w:val="2"/>
+        </w:rPr>
+        <w:t xml:space="preserve"> </w:t>
       </w:r>
     </w:p>
     <w:tbl>
@@ -4605,8 +4579,17 @@
       </w:tr>
     </w:tbl>
     <w:p>
-      <w:r>
-        <w:br w:type="page"/>
+      <w:pPr>
+        <w:pageBreakBefore/>
+        <w:spacing w:after="0" w:line="120"/>
+      </w:pPr>
+      <w:r>
+        <w:rPr>
+          <w:rFonts w:ascii="맑은 고딕" w:cs="맑은 고딕" w:eastAsia="맑은 고딕" w:hAnsi="맑은 고딕"/>
+          <w:sz w:val="2"/>
+          <w:szCs w:val="2"/>
+        </w:rPr>
+        <w:t xml:space="preserve"> </w:t>
       </w:r>
     </w:p>
     <w:tbl>
@@ -5048,8 +5031,17 @@
       </w:tr>
     </w:tbl>
     <w:p>
-      <w:r>
-        <w:br w:type="page"/>
+      <w:pPr>
+        <w:pageBreakBefore/>
+        <w:spacing w:after="0" w:line="120"/>
+      </w:pPr>
+      <w:r>
+        <w:rPr>
+          <w:rFonts w:ascii="맑은 고딕" w:cs="맑은 고딕" w:eastAsia="맑은 고딕" w:hAnsi="맑은 고딕"/>
+          <w:sz w:val="2"/>
+          <w:szCs w:val="2"/>
+        </w:rPr>
+        <w:t xml:space="preserve"> </w:t>
       </w:r>
     </w:p>
     <w:tbl>
@@ -5858,8 +5850,17 @@
       </w:tr>
     </w:tbl>
     <w:p>
-      <w:r>
-        <w:br w:type="page"/>
+      <w:pPr>
+        <w:pageBreakBefore/>
+        <w:spacing w:after="0" w:line="120"/>
+      </w:pPr>
+      <w:r>
+        <w:rPr>
+          <w:rFonts w:ascii="맑은 고딕" w:cs="맑은 고딕" w:eastAsia="맑은 고딕" w:hAnsi="맑은 고딕"/>
+          <w:sz w:val="2"/>
+          <w:szCs w:val="2"/>
+        </w:rPr>
+        <w:t xml:space="preserve"> </w:t>
       </w:r>
     </w:p>
     <w:tbl>
@@ -6577,8 +6578,17 @@
       </w:tr>
     </w:tbl>
     <w:p>
-      <w:r>
-        <w:br w:type="page"/>
+      <w:pPr>
+        <w:pageBreakBefore/>
+        <w:spacing w:after="0" w:line="120"/>
+      </w:pPr>
+      <w:r>
+        <w:rPr>
+          <w:rFonts w:ascii="맑은 고딕" w:cs="맑은 고딕" w:eastAsia="맑은 고딕" w:hAnsi="맑은 고딕"/>
+          <w:sz w:val="2"/>
+          <w:szCs w:val="2"/>
+        </w:rPr>
+        <w:t xml:space="preserve"> </w:t>
       </w:r>
     </w:p>
     <w:tbl>
@@ -7272,8 +7282,17 @@
       </w:tr>
     </w:tbl>
     <w:p>
-      <w:r>
-        <w:br w:type="page"/>
+      <w:pPr>
+        <w:pageBreakBefore/>
+        <w:spacing w:after="0" w:line="120"/>
+      </w:pPr>
+      <w:r>
+        <w:rPr>
+          <w:rFonts w:ascii="맑은 고딕" w:cs="맑은 고딕" w:eastAsia="맑은 고딕" w:hAnsi="맑은 고딕"/>
+          <w:sz w:val="2"/>
+          <w:szCs w:val="2"/>
+        </w:rPr>
+        <w:t xml:space="preserve"> </w:t>
       </w:r>
     </w:p>
     <w:tbl>
@@ -7965,8 +7984,17 @@
       </w:tr>
     </w:tbl>
     <w:p>
-      <w:r>
-        <w:br w:type="page"/>
+      <w:pPr>
+        <w:pageBreakBefore/>
+        <w:spacing w:after="0" w:line="120"/>
+      </w:pPr>
+      <w:r>
+        <w:rPr>
+          <w:rFonts w:ascii="맑은 고딕" w:cs="맑은 고딕" w:eastAsia="맑은 고딕" w:hAnsi="맑은 고딕"/>
+          <w:sz w:val="2"/>
+          <w:szCs w:val="2"/>
+        </w:rPr>
+        <w:t xml:space="preserve"> </w:t>
       </w:r>
     </w:p>
     <w:tbl>
@@ -8833,8 +8861,17 @@
       </w:tr>
     </w:tbl>
     <w:p>
-      <w:r>
-        <w:br w:type="page"/>
+      <w:pPr>
+        <w:pageBreakBefore/>
+        <w:spacing w:after="0" w:line="120"/>
+      </w:pPr>
+      <w:r>
+        <w:rPr>
+          <w:rFonts w:ascii="맑은 고딕" w:cs="맑은 고딕" w:eastAsia="맑은 고딕" w:hAnsi="맑은 고딕"/>
+          <w:sz w:val="2"/>
+          <w:szCs w:val="2"/>
+        </w:rPr>
+        <w:t xml:space="preserve"> </w:t>
       </w:r>
     </w:p>
     <w:tbl>
@@ -9296,47 +9333,6 @@
               <w:t xml:space="preserve">  · 본 연구 정의 (3.2.2)</w:t>
             </w:r>
           </w:p>
-          <w:p>
-            <w:pPr>
-              <w:spacing w:after="30" w:before="0" w:line="215"/>
-            </w:pPr>
-            <w:r>
-              <w:rPr>
-                <w:rFonts w:ascii="맑은 고딕" w:cs="맑은 고딕" w:eastAsia="맑은 고딕" w:hAnsi="맑은 고딕"/>
-                <w:b/>
-                <w:bCs/>
-                <w:sz w:val="16"/>
-                <w:szCs w:val="16"/>
-              </w:rPr>
-              <w:t xml:space="preserve">객관적 증거</w:t>
-            </w:r>
-            <w:r>
-              <w:rPr>
-                <w:rFonts w:ascii="맑은 고딕" w:cs="맑은 고딕" w:eastAsia="맑은 고딕" w:hAnsi="맑은 고딕"/>
-                <w:color w:val="595959"/>
-                <w:sz w:val="15"/>
-                <w:szCs w:val="15"/>
-              </w:rPr>
-              <w:t xml:space="preserve">(objective evidence)</w:t>
-            </w:r>
-            <w:r>
-              <w:rPr>
-                <w:rFonts w:ascii="맑은 고딕" w:cs="맑은 고딕" w:eastAsia="맑은 고딕" w:hAnsi="맑은 고딕"/>
-                <w:sz w:val="15"/>
-                <w:szCs w:val="15"/>
-              </w:rPr>
-              <w:t xml:space="preserve"> — 사물의 존재 또는 사실을 입증하는 데이터 — 본 모델의 증빙 16종(개별 33건) 및 「구두 진술만으로는 충족으로 보지 않는다」는 판정 관례의 근거</w:t>
-            </w:r>
-            <w:r>
-              <w:rPr>
-                <w:rFonts w:ascii="맑은 고딕" w:cs="맑은 고딕" w:eastAsia="맑은 고딕" w:hAnsi="맑은 고딕"/>
-                <w:color w:val="7F7F7F"/>
-                <w:sz w:val="13"/>
-                <w:szCs w:val="13"/>
-              </w:rPr>
-              <w:t xml:space="preserve">  · KS Q ISO 9000:2015 3.8.3 · KS Q ISO 19011:2018 3.8 (ISO/IEC 33001:2015 3.2.13도 같은 정의)</w:t>
-            </w:r>
-          </w:p>
         </w:tc>
       </w:tr>
     </w:tbl>
@@ -9487,6 +9483,24 @@
               <w:t xml:space="preserve">(S-18, 백업 26) 검증 — 3.5.1 추적성(55문항 → 근거 조항) · 3.5.2 ISO/IEC 33004 24건 [표 3-9], 부록 E: 충족 22 · 해당 없음 1(6.3.6 명목척도 조건부 요건) · 보완 1(전문가 합의 CVI — 조사지 부록 F, 실시는 향후 연구 과제 3.5.3) → 백업 19 · 「자체점검을 검증이라 할 수 있나」 → 전문 21번</w:t>
             </w:r>
           </w:p>
+        </w:tc>
+        <w:tc>
+          <w:tcPr>
+            <w:tcW w:type="dxa" w:w="5300"/>
+            <w:tcBorders>
+              <w:top w:val="none"/>
+              <w:left w:val="none"/>
+              <w:bottom w:val="single" w:color="A6B0C3" w:sz="4"/>
+              <w:right w:val="single" w:color="A6B0C3" w:sz="4"/>
+            </w:tcBorders>
+            <w:shd w:fill="EEF6EE" w:color="auto" w:val="clear"/>
+            <w:tcMar>
+              <w:top w:type="dxa" w:w="0"/>
+              <w:left w:type="dxa" w:w="60"/>
+              <w:bottom w:type="dxa" w:w="50"/>
+              <w:right w:type="dxa" w:w="90"/>
+            </w:tcMar>
+          </w:tcPr>
           <w:p>
             <w:pPr>
               <w:spacing w:after="30" w:before="0" w:line="205"/>
@@ -9497,27 +9511,9 @@
                 <w:sz w:val="14"/>
                 <w:szCs w:val="14"/>
               </w:rPr>
-              <w:t xml:space="preserve">(S-19, 백업 27) 표준 대조로 고친 것 — 최소충족 판정 KS X ISO 8000-62 4.5.1 · 수준별 프로세스 집합 도출 규칙 ISO/IEC 33004 7.3.6 · 프로세스 기술 형식 KS X ISO 8000-61 5.3 · 2025.10 성숙도표의 수준 이름 = 현행 문항 점수 이름(1~5점)의 유래 → 전문 17번 · 16종 편성 기준 K1~K4는 연구자 확정·지도교수 검토(3.2.1)</w:t>
-            </w:r>
-          </w:p>
-        </w:tc>
-        <w:tc>
-          <w:tcPr>
-            <w:tcW w:type="dxa" w:w="5300"/>
-            <w:tcBorders>
-              <w:top w:val="none"/>
-              <w:left w:val="none"/>
-              <w:bottom w:val="single" w:color="A6B0C3" w:sz="4"/>
-              <w:right w:val="single" w:color="A6B0C3" w:sz="4"/>
-            </w:tcBorders>
-            <w:shd w:fill="EEF6EE" w:color="auto" w:val="clear"/>
-            <w:tcMar>
-              <w:top w:type="dxa" w:w="0"/>
-              <w:left w:type="dxa" w:w="60"/>
-              <w:bottom w:type="dxa" w:w="50"/>
-              <w:right w:type="dxa" w:w="90"/>
-            </w:tcMar>
-          </w:tcPr>
+              <w:t xml:space="preserve">최소충족 판정 — KS X ISO 8000-62 4.5.1(해당 수준의 프로세스가 하나라도 미달이면 그 수준 불인정)을 핵심 문항 4종에만 적용(3.4.1) → 전문 53번 · 비보상 판정 ISO/IEC 33003 3.12 · 가중치 안 둔 이유 3.4.4 → 전문 44번</w:t>
+            </w:r>
+          </w:p>
           <w:p>
             <w:pPr>
               <w:spacing w:after="30" w:before="0" w:line="205"/>
@@ -9528,33 +9524,7 @@
                 <w:sz w:val="14"/>
                 <w:szCs w:val="14"/>
               </w:rPr>
-              <w:t xml:space="preserve">최소충족 판정 — KS X ISO 8000-62 4.5.1(해당 수준의 프로세스가 하나라도 미달이면 그 수준 불인정)을 핵심 문항 4종에만 적용(3.4.1) → 전문 53번 · 비보상 판정 ISO/IEC 33003 3.12 · 가중치 안 둔 이유 3.4.4 → 전문 44번</w:t>
-            </w:r>
-          </w:p>
-          <w:p>
-            <w:pPr>
-              <w:spacing w:after="30" w:before="0" w:line="205"/>
-            </w:pPr>
-            <w:r>
-              <w:rPr>
-                <w:rFonts w:ascii="맑은 고딕" w:cs="맑은 고딕" w:eastAsia="맑은 고딕" w:hAnsi="맑은 고딕"/>
-                <w:sz w:val="14"/>
-                <w:szCs w:val="14"/>
-              </w:rPr>
               <w:t xml:space="preserve">(S-18, 백업 26) [표 3-11] 따른 표준과 새로 만든 것(3.6) — 새로 만든 것 셋: 연계 프로세스 16종, 평가지표 55문항(표준이 평가자에게 맡긴 부분), 핵심 문항 규칙</w:t>
-            </w:r>
-          </w:p>
-          <w:p>
-            <w:pPr>
-              <w:spacing w:after="30" w:before="0" w:line="205"/>
-            </w:pPr>
-            <w:r>
-              <w:rPr>
-                <w:rFonts w:ascii="맑은 고딕" w:cs="맑은 고딕" w:eastAsia="맑은 고딕" w:hAnsi="맑은 고딕"/>
-                <w:sz w:val="14"/>
-                <w:szCs w:val="14"/>
-              </w:rPr>
-              <w:t xml:space="preserve">(S-19, 백업 27) 3.1.1 (4) 반복적 모델 개발 — 2025.9 목적·범위 → 10 전 조항 검토표·연계표·성숙도표 → 2026.3 전조항 분석·55문항 → 6 체크포인트·BARS·핵심 4종·잠정 채점 → 7 전수 재검증(2.85·ML2) → 8 표준 대조(판정 규칙·16종 편성) → 9 지도교수 검토·33004 자체점검</w:t>
             </w:r>
           </w:p>
         </w:tc>
@@ -9712,8 +9682,17 @@
       </w:tr>
     </w:tbl>
     <w:p>
-      <w:r>
-        <w:br w:type="page"/>
+      <w:pPr>
+        <w:pageBreakBefore/>
+        <w:spacing w:after="0" w:line="120"/>
+      </w:pPr>
+      <w:r>
+        <w:rPr>
+          <w:rFonts w:ascii="맑은 고딕" w:cs="맑은 고딕" w:eastAsia="맑은 고딕" w:hAnsi="맑은 고딕"/>
+          <w:sz w:val="2"/>
+          <w:szCs w:val="2"/>
+        </w:rPr>
+        <w:t xml:space="preserve"> </w:t>
       </w:r>
     </w:p>
     <w:tbl>
@@ -10214,47 +10193,6 @@
               <w:t xml:space="preserve">  · KS Q ISO/IEC 17000:2020 5.3</w:t>
             </w:r>
           </w:p>
-          <w:p>
-            <w:pPr>
-              <w:spacing w:after="30" w:before="0" w:line="215"/>
-            </w:pPr>
-            <w:r>
-              <w:rPr>
-                <w:rFonts w:ascii="맑은 고딕" w:cs="맑은 고딕" w:eastAsia="맑은 고딕" w:hAnsi="맑은 고딕"/>
-                <w:b/>
-                <w:bCs/>
-                <w:sz w:val="16"/>
-                <w:szCs w:val="16"/>
-              </w:rPr>
-              <w:t xml:space="preserve">평가 기준표 / 평가 기록부</w:t>
-            </w:r>
-            <w:r>
-              <w:rPr>
-                <w:rFonts w:ascii="맑은 고딕" w:cs="맑은 고딕" w:eastAsia="맑은 고딕" w:hAnsi="맑은 고딕"/>
-                <w:color w:val="595959"/>
-                <w:sz w:val="15"/>
-                <w:szCs w:val="15"/>
-              </w:rPr>
-              <w:t xml:space="preserve">(assessment criteria sheet / assessment record)</w:t>
-            </w:r>
-            <w:r>
-              <w:rPr>
-                <w:rFonts w:ascii="맑은 고딕" w:cs="맑은 고딕" w:eastAsia="맑은 고딕" w:hAnsi="맑은 고딕"/>
-                <w:sz w:val="15"/>
-                <w:szCs w:val="15"/>
-              </w:rPr>
-              <w:t xml:space="preserve"> — 같은 도구의 두 상태에 대한 명명 — 기입 전 양식은 평가 기준표(부록 C), 기입이 완료된 상태는 평가 기록부(요약은 부록 I)</w:t>
-            </w:r>
-            <w:r>
-              <w:rPr>
-                <w:rFonts w:ascii="맑은 고딕" w:cs="맑은 고딕" w:eastAsia="맑은 고딕" w:hAnsi="맑은 고딕"/>
-                <w:color w:val="7F7F7F"/>
-                <w:sz w:val="13"/>
-                <w:szCs w:val="13"/>
-              </w:rPr>
-              <w:t xml:space="preserve">  · 본 연구 정의 (3.3.3) — 근거 KS Q ISO 9000:2015 3.13.7·3.8.10</w:t>
-            </w:r>
-          </w:p>
         </w:tc>
       </w:tr>
     </w:tbl>
@@ -10423,19 +10361,6 @@
               <w:t xml:space="preserve">평가 조건 — 문서 심사, 평가자 1인, 2026년 6~7월. ISO/IEC 33002 평가 클래스 3 상당의 연구 목적 시범 적용(4.2.3) — 공식 등급 아님 · LCA는 A사가 외부 전문기관에 위탁 수행(4장 서두, 익명) · 「왜 A사인가」 → 전문 26번</w:t>
             </w:r>
           </w:p>
-          <w:p>
-            <w:pPr>
-              <w:spacing w:after="30" w:before="0" w:line="205"/>
-            </w:pPr>
-            <w:r>
-              <w:rPr>
-                <w:rFonts w:ascii="맑은 고딕" w:cs="맑은 고딕" w:eastAsia="맑은 고딕" w:hAnsi="맑은 고딕"/>
-                <w:sz w:val="14"/>
-                <w:szCs w:val="14"/>
-              </w:rPr>
-              <w:t xml:space="preserve">(S-21, 백업 28) [표 4-5] 평가자 기본 사항(적격성·독립성·공평성) — 컨설팅 이력은 공평성 고려 사항으로 명시, 판정은 기록의 실재만 · [표 4-8] 핵심 문항 4종 평가 기록부 발췌(문항별 판정 요약 부록 I) · 「문서만 보고 평가했나」 → 전문 28번, 「객관성」 → 전문 29번, 백업 72</w:t>
-            </w:r>
-          </w:p>
         </w:tc>
       </w:tr>
     </w:tbl>
@@ -10544,55 +10469,21 @@
               <w:t xml:space="preserve">  · 전문 26번</w:t>
             </w:r>
           </w:p>
-          <w:p>
-            <w:pPr>
-              <w:spacing w:after="40" w:before="0" w:line="215"/>
-            </w:pPr>
-            <w:r>
-              <w:rPr>
-                <w:rFonts w:ascii="맑은 고딕" w:cs="맑은 고딕" w:eastAsia="맑은 고딕" w:hAnsi="맑은 고딕"/>
-                <w:b/>
-                <w:bCs/>
-                <w:sz w:val="16"/>
-                <w:szCs w:val="16"/>
-              </w:rPr>
-              <w:t xml:space="preserve">Q. A사 자료를 논문에 실어도 되는가.  </w:t>
-            </w:r>
-            <w:r>
-              <w:rPr>
-                <w:rFonts w:ascii="맑은 고딕" w:cs="맑은 고딕" w:eastAsia="맑은 고딕" w:hAnsi="맑은 고딕"/>
-                <w:b/>
-                <w:bCs/>
-                <w:color w:val="1F3864"/>
-                <w:sz w:val="15"/>
-                <w:szCs w:val="15"/>
-              </w:rPr>
-              <w:t xml:space="preserve">→ 논문 4.1, 4.2.4, 4.7. </w:t>
-            </w:r>
-            <w:r>
-              <w:rPr>
-                <w:rFonts w:ascii="맑은 고딕" w:cs="맑은 고딕" w:eastAsia="맑은 고딕" w:hAnsi="맑은 고딕"/>
-                <w:sz w:val="15"/>
-                <w:szCs w:val="15"/>
-              </w:rPr>
-              <w:t xml:space="preserve">회사명·업종·제품을 알 수 있는 표현은 본문과 부록에서 모두 가렸고, 수치도 개략치로 바꾸었다. 판정 결과는 A사의 공식 등급이 아니라 모델 판정 논리의 적용 결과로 지위를 한정해 적었다.</w:t>
-            </w:r>
-            <w:r>
-              <w:rPr>
-                <w:rFonts w:ascii="맑은 고딕" w:cs="맑은 고딕" w:eastAsia="맑은 고딕" w:hAnsi="맑은 고딕"/>
-                <w:color w:val="7F7F7F"/>
-                <w:sz w:val="13"/>
-                <w:szCs w:val="13"/>
-              </w:rPr>
-              <w:t xml:space="preserve">  · 전문 27번</w:t>
-            </w:r>
-          </w:p>
         </w:tc>
       </w:tr>
     </w:tbl>
     <w:p>
-      <w:r>
-        <w:br w:type="page"/>
+      <w:pPr>
+        <w:pageBreakBefore/>
+        <w:spacing w:after="0" w:line="120"/>
+      </w:pPr>
+      <w:r>
+        <w:rPr>
+          <w:rFonts w:ascii="맑은 고딕" w:cs="맑은 고딕" w:eastAsia="맑은 고딕" w:hAnsi="맑은 고딕"/>
+          <w:sz w:val="2"/>
+          <w:szCs w:val="2"/>
+        </w:rPr>
+        <w:t xml:space="preserve"> </w:t>
       </w:r>
     </w:p>
     <w:tbl>
@@ -11375,8 +11266,17 @@
       </w:tr>
     </w:tbl>
     <w:p>
-      <w:r>
-        <w:br w:type="page"/>
+      <w:pPr>
+        <w:pageBreakBefore/>
+        <w:spacing w:after="0" w:line="120"/>
+      </w:pPr>
+      <w:r>
+        <w:rPr>
+          <w:rFonts w:ascii="맑은 고딕" w:cs="맑은 고딕" w:eastAsia="맑은 고딕" w:hAnsi="맑은 고딕"/>
+          <w:sz w:val="2"/>
+          <w:szCs w:val="2"/>
+        </w:rPr>
+        <w:t xml:space="preserve"> </w:t>
       </w:r>
     </w:p>
     <w:tbl>
@@ -12025,8 +11925,17 @@
       </w:tr>
     </w:tbl>
     <w:p>
-      <w:r>
-        <w:br w:type="page"/>
+      <w:pPr>
+        <w:pageBreakBefore/>
+        <w:spacing w:after="0" w:line="120"/>
+      </w:pPr>
+      <w:r>
+        <w:rPr>
+          <w:rFonts w:ascii="맑은 고딕" w:cs="맑은 고딕" w:eastAsia="맑은 고딕" w:hAnsi="맑은 고딕"/>
+          <w:sz w:val="2"/>
+          <w:szCs w:val="2"/>
+        </w:rPr>
+        <w:t xml:space="preserve"> </w:t>
       </w:r>
     </w:p>
     <w:tbl>
@@ -12774,8 +12683,17 @@
       </w:tr>
     </w:tbl>
     <w:p>
-      <w:r>
-        <w:br w:type="page"/>
+      <w:pPr>
+        <w:pageBreakBefore/>
+        <w:spacing w:after="0" w:line="120"/>
+      </w:pPr>
+      <w:r>
+        <w:rPr>
+          <w:rFonts w:ascii="맑은 고딕" w:cs="맑은 고딕" w:eastAsia="맑은 고딕" w:hAnsi="맑은 고딕"/>
+          <w:sz w:val="2"/>
+          <w:szCs w:val="2"/>
+        </w:rPr>
+        <w:t xml:space="preserve"> </w:t>
       </w:r>
     </w:p>
     <w:tbl>
@@ -13322,8 +13240,17 @@
       </w:tr>
     </w:tbl>
     <w:p>
-      <w:r>
-        <w:br w:type="page"/>
+      <w:pPr>
+        <w:pageBreakBefore/>
+        <w:spacing w:after="0" w:line="120"/>
+      </w:pPr>
+      <w:r>
+        <w:rPr>
+          <w:rFonts w:ascii="맑은 고딕" w:cs="맑은 고딕" w:eastAsia="맑은 고딕" w:hAnsi="맑은 고딕"/>
+          <w:sz w:val="2"/>
+          <w:szCs w:val="2"/>
+        </w:rPr>
+        <w:t xml:space="preserve"> </w:t>
       </w:r>
     </w:p>
     <w:tbl>
@@ -13913,8 +13840,17 @@
       </w:tr>
     </w:tbl>
     <w:p>
-      <w:r>
-        <w:br w:type="page"/>
+      <w:pPr>
+        <w:pageBreakBefore/>
+        <w:spacing w:after="0" w:line="120"/>
+      </w:pPr>
+      <w:r>
+        <w:rPr>
+          <w:rFonts w:ascii="맑은 고딕" w:cs="맑은 고딕" w:eastAsia="맑은 고딕" w:hAnsi="맑은 고딕"/>
+          <w:sz w:val="2"/>
+          <w:szCs w:val="2"/>
+        </w:rPr>
+        <w:t xml:space="preserve"> </w:t>
       </w:r>
     </w:p>
     <w:tbl>
@@ -14396,8 +14332,17 @@
       </w:tr>
     </w:tbl>
     <w:p>
-      <w:r>
-        <w:br w:type="page"/>
+      <w:pPr>
+        <w:pageBreakBefore/>
+        <w:spacing w:after="0" w:line="120"/>
+      </w:pPr>
+      <w:r>
+        <w:rPr>
+          <w:rFonts w:ascii="맑은 고딕" w:cs="맑은 고딕" w:eastAsia="맑은 고딕" w:hAnsi="맑은 고딕"/>
+          <w:sz w:val="2"/>
+          <w:szCs w:val="2"/>
+        </w:rPr>
+        <w:t xml:space="preserve"> </w:t>
       </w:r>
     </w:p>
     <w:p>
